--- a/Atmel Studio 7.0/How to Link the Static Library (.a) to an Atmel Studio 7.0 Project.docx
+++ b/Atmel Studio 7.0/How to Link the Static Library (.a) to an Atmel Studio 7.0 Project.docx
@@ -1011,97 +1011,7 @@
     </w:p>
     <w:p>
       <w:pPr>
-        <w:numPr>
-          <w:ilvl w:val="0"/>
-          <w:numId w:val="3"/>
-        </w:numPr>
-        <w:rPr>
-          <w:lang w:val="en-US"/>
-        </w:rPr>
-      </w:pPr>
-      <w:r>
-        <w:rPr>
-          <w:lang w:val="en-US"/>
-        </w:rPr>
-        <w:t xml:space="preserve">Finally, navigate to your project's </w:t>
-      </w:r>
-      <w:proofErr w:type="spellStart"/>
-      <w:r>
-        <w:rPr>
-          <w:b/>
-          <w:bCs/>
-          <w:lang w:val="en-US"/>
-        </w:rPr>
-        <w:t>main.c</w:t>
-      </w:r>
-      <w:proofErr w:type="spellEnd"/>
-      <w:r>
-        <w:rPr>
-          <w:lang w:val="en-US"/>
-        </w:rPr>
-        <w:t xml:space="preserve"> file and uncomment one of the two evaluation functions depending on your display's resolution: </w:t>
-      </w:r>
-      <w:r>
-        <w:rPr>
-          <w:b/>
-          <w:bCs/>
-          <w:lang w:val="en-US"/>
-        </w:rPr>
-        <w:t>lcd_Test480x320</w:t>
-      </w:r>
-      <w:proofErr w:type="gramStart"/>
-      <w:r>
-        <w:rPr>
-          <w:b/>
-          <w:bCs/>
-          <w:lang w:val="en-US"/>
-        </w:rPr>
-        <w:t>Landscape(</w:t>
-      </w:r>
-      <w:proofErr w:type="gramEnd"/>
-      <w:r>
-        <w:rPr>
-          <w:b/>
-          <w:bCs/>
-          <w:lang w:val="en-US"/>
-        </w:rPr>
-        <w:t>)</w:t>
-      </w:r>
-      <w:r>
-        <w:rPr>
-          <w:lang w:val="en-US"/>
-        </w:rPr>
-        <w:t xml:space="preserve"> or </w:t>
-      </w:r>
-      <w:r>
-        <w:rPr>
-          <w:b/>
-          <w:bCs/>
-          <w:lang w:val="en-US"/>
-        </w:rPr>
-        <w:t>lcd_Test320x240</w:t>
-      </w:r>
-      <w:proofErr w:type="gramStart"/>
-      <w:r>
-        <w:rPr>
-          <w:b/>
-          <w:bCs/>
-          <w:lang w:val="en-US"/>
-        </w:rPr>
-        <w:t>Landscape(</w:t>
-      </w:r>
-      <w:proofErr w:type="gramEnd"/>
-      <w:r>
-        <w:rPr>
-          <w:b/>
-          <w:bCs/>
-          <w:lang w:val="en-US"/>
-        </w:rPr>
-        <w:t>).</w:t>
-      </w:r>
-    </w:p>
-    <w:p>
-      <w:pPr>
+        <w:ind w:left="720"/>
         <w:rPr>
           <w:lang w:val="en-US"/>
         </w:rPr>
@@ -1113,10 +1023,10 @@
         </w:rPr>
         <w:lastRenderedPageBreak/>
         <w:drawing>
-          <wp:inline distT="0" distB="0" distL="0" distR="0" wp14:anchorId="366C2AF6" wp14:editId="2AC66718">
-            <wp:extent cx="6645910" cy="5746115"/>
-            <wp:effectExtent l="0" t="0" r="2540" b="6985"/>
-            <wp:docPr id="1612286809" name="Рисунок 1"/>
+          <wp:inline distT="0" distB="0" distL="0" distR="0" wp14:anchorId="0C672A90" wp14:editId="6F658831">
+            <wp:extent cx="6645910" cy="5158740"/>
+            <wp:effectExtent l="0" t="0" r="2540" b="3810"/>
+            <wp:docPr id="1672330013" name="Рисунок 1"/>
             <wp:cNvGraphicFramePr>
               <a:graphicFrameLocks xmlns:a="http://schemas.openxmlformats.org/drawingml/2006/main" noChangeAspect="1"/>
             </wp:cNvGraphicFramePr>
@@ -1124,7 +1034,7 @@
               <a:graphicData uri="http://schemas.openxmlformats.org/drawingml/2006/picture">
                 <pic:pic xmlns:pic="http://schemas.openxmlformats.org/drawingml/2006/picture">
                   <pic:nvPicPr>
-                    <pic:cNvPr id="1612286809" name="Рисунок 1612286809"/>
+                    <pic:cNvPr id="1672330013" name="Рисунок 1672330013"/>
                     <pic:cNvPicPr/>
                   </pic:nvPicPr>
                   <pic:blipFill>
@@ -1142,7 +1052,7 @@
                   <pic:spPr>
                     <a:xfrm>
                       <a:off x="0" y="0"/>
-                      <a:ext cx="6645910" cy="5746115"/>
+                      <a:ext cx="6645910" cy="5158740"/>
                     </a:xfrm>
                     <a:prstGeom prst="rect">
                       <a:avLst/>
@@ -1191,6 +1101,105 @@
       </w:r>
       <w:r>
         <w:rPr>
+          <w:lang w:val="en-US"/>
+        </w:rPr>
+        <w:t>).</w:t>
+      </w:r>
+    </w:p>
+    <w:p>
+      <w:pPr>
+        <w:ind w:left="720"/>
+        <w:rPr>
+          <w:lang w:val="en-US"/>
+        </w:rPr>
+      </w:pPr>
+    </w:p>
+    <w:p>
+      <w:pPr>
+        <w:numPr>
+          <w:ilvl w:val="0"/>
+          <w:numId w:val="3"/>
+        </w:numPr>
+        <w:rPr>
+          <w:lang w:val="en-US"/>
+        </w:rPr>
+      </w:pPr>
+      <w:r>
+        <w:rPr>
+          <w:lang w:val="en-US"/>
+        </w:rPr>
+        <w:t xml:space="preserve">Finally, navigate to your project's </w:t>
+      </w:r>
+      <w:proofErr w:type="spellStart"/>
+      <w:r>
+        <w:rPr>
+          <w:b/>
+          <w:bCs/>
+          <w:lang w:val="en-US"/>
+        </w:rPr>
+        <w:t>main.c</w:t>
+      </w:r>
+      <w:proofErr w:type="spellEnd"/>
+      <w:r>
+        <w:rPr>
+          <w:lang w:val="en-US"/>
+        </w:rPr>
+        <w:t xml:space="preserve"> file and uncomment one of the two evaluation functions depending on your display's resolution: </w:t>
+      </w:r>
+      <w:r>
+        <w:rPr>
+          <w:b/>
+          <w:bCs/>
+          <w:lang w:val="en-US"/>
+        </w:rPr>
+        <w:t>lcd_Test480x320</w:t>
+      </w:r>
+      <w:proofErr w:type="gramStart"/>
+      <w:r>
+        <w:rPr>
+          <w:b/>
+          <w:bCs/>
+          <w:lang w:val="en-US"/>
+        </w:rPr>
+        <w:t>Landscape(</w:t>
+      </w:r>
+      <w:proofErr w:type="gramEnd"/>
+      <w:r>
+        <w:rPr>
+          <w:b/>
+          <w:bCs/>
+          <w:lang w:val="en-US"/>
+        </w:rPr>
+        <w:t>)</w:t>
+      </w:r>
+      <w:r>
+        <w:rPr>
+          <w:lang w:val="en-US"/>
+        </w:rPr>
+        <w:t xml:space="preserve"> or </w:t>
+      </w:r>
+      <w:r>
+        <w:rPr>
+          <w:b/>
+          <w:bCs/>
+          <w:lang w:val="en-US"/>
+        </w:rPr>
+        <w:t>lcd_Test320x240</w:t>
+      </w:r>
+      <w:proofErr w:type="gramStart"/>
+      <w:r>
+        <w:rPr>
+          <w:b/>
+          <w:bCs/>
+          <w:lang w:val="en-US"/>
+        </w:rPr>
+        <w:t>Landscape(</w:t>
+      </w:r>
+      <w:proofErr w:type="gramEnd"/>
+      <w:r>
+        <w:rPr>
+          <w:b/>
+          <w:bCs/>
           <w:lang w:val="en-US"/>
         </w:rPr>
         <w:t>).</w:t>
